--- a/zht/docx/02.27.content.docx
+++ b/zht/docx/02.27.content.docx
@@ -399,7 +399,7 @@
       <w:r>
         <w:drawing>
           <wp:inline xmlns:a="http://schemas.openxmlformats.org/drawingml/2006/main" xmlns:pic="http://schemas.openxmlformats.org/drawingml/2006/picture">
-            <wp:extent cx="1463040" cy="976122"/>
+            <wp:extent cx="6096000" cy="4067175"/>
             <wp:docPr id="1" name="Picture 1"/>
             <wp:cNvGraphicFramePr>
               <a:graphicFrameLocks noChangeAspect="1"/>
@@ -420,7 +420,7 @@
                   <pic:spPr>
                     <a:xfrm>
                       <a:off x="0" y="0"/>
-                      <a:ext cx="1463040" cy="976122"/>
+                      <a:ext cx="6096000" cy="4067175"/>
                     </a:xfrm>
                     <a:prstGeom prst="rect"/>
                   </pic:spPr>
@@ -537,99 +537,9 @@
     </w:p>
     <w:p>
       <w:r>
-        <w:t>&lt;image: 9k=&gt;</w:t>
-      </w:r>
-    </w:p>
-    <w:p>
-      <w:pPr/>
-      <w:r>
-        <w:rPr>
-          <w:lang w:val="zh_TW" w:bidi="zh_TW"/>
-        </w:rPr>
-      </w:r>
-      <w:r>
-        <w:rPr>
-          <w:lang w:val="zh_TW" w:bidi="zh_TW"/>
-        </w:rPr>
-        <w:t>田鼠 (© Evan James Shymko (Wikimedia Commons))</w:t>
-      </w:r>
-      <w:r>
-        <w:rPr>
-          <w:b/>
-          <w:lang w:val="zh_TW" w:bidi="zh_TW"/>
-        </w:rPr>
-        <w:t>黎凡特田鼠</w:t>
-      </w:r>
-      <w:r>
-        <w:rPr>
-          <w:lang w:val="zh_TW" w:bidi="zh_TW"/>
-        </w:rPr>
-        <w:t xml:space="preserve"> （學名</w:t>
-      </w:r>
-      <w:r>
-        <w:rPr>
-          <w:i/>
-          <w:lang w:val="zh_TW" w:bidi="zh_TW"/>
-        </w:rPr>
-        <w:t>Microtus socialis guentheri</w:t>
-      </w:r>
-      <w:r>
-        <w:rPr>
-          <w:lang w:val="zh_TW" w:bidi="zh_TW"/>
-        </w:rPr>
-        <w:t xml:space="preserve"> ）：田鼠與小老鼠的區別很小，只是頰齒的形狀不同，因此對於大多數人來說，兩者看起來就是老鼠。田鼠的身體較小，毛呈灰褐色，肚子為淺白色，以草莖及小麥、大麥等穀物的莖稈為食。田鼠在白天和晚上都很活躍，每次活動約兩三個小時，每天吃的食物有自己的體重那麼多，甚至更多。田鼠每年最多可產16窩仔，一窩多達12隻。因此，在食物充足並且有掩護物來躲避食肉動物的季節裡，田鼠的數量會暴增，對農作物構成非常嚴重的威脅。在所有鼠類中，田鼠是最具破壞性的。</w:t>
-      </w:r>
-    </w:p>
-    <w:p>
-      <w:r>
-        <w:t>&lt;image: 2Q==&gt;</w:t>
-      </w:r>
-    </w:p>
-    <w:p>
-      <w:pPr/>
-      <w:r>
-        <w:rPr>
-          <w:lang w:val="zh_TW" w:bidi="zh_TW"/>
-        </w:rPr>
-      </w:r>
-      <w:r>
-        <w:rPr>
-          <w:lang w:val="zh_TW" w:bidi="zh_TW"/>
-        </w:rPr>
-        <w:t>跳鼠 (© Elias Neideck (Wikimedia Commons))</w:t>
-      </w:r>
-      <w:r>
-        <w:rPr>
-          <w:b/>
-          <w:lang w:val="zh_TW" w:bidi="zh_TW"/>
-        </w:rPr>
-        <w:t>埃及小跳鼠</w:t>
-      </w:r>
-      <w:r>
-        <w:rPr>
-          <w:lang w:val="zh_TW" w:bidi="zh_TW"/>
-        </w:rPr>
-        <w:t xml:space="preserve"> （學名</w:t>
-      </w:r>
-      <w:r>
-        <w:rPr>
-          <w:i/>
-          <w:lang w:val="zh_TW" w:bidi="zh_TW"/>
-        </w:rPr>
-        <w:t>Jaculus jaculus</w:t>
-      </w:r>
-      <w:r>
-        <w:rPr>
-          <w:lang w:val="zh_TW" w:bidi="zh_TW"/>
-        </w:rPr>
-        <w:t xml:space="preserve"> ）：這個學名的意思是「跳躍者」。跳鼠比大多數老鼠略大，後腿很長，前腿很短；像袋鼠那樣跳躍，甚至被（錯誤地）稱為「袋鼠鼠」。跳鼠的尾巴很長，末端有一簇毛，用來在跳躍時保持平衡。牠們生活在沙漠和半沙漠地區，身體也呈沙色。跳鼠只在晚上活動，眼睛和耳朵都很大，以彌補夜間活動的困難。牠們以種子為食，可以長時間不喝水。</w:t>
-      </w:r>
-    </w:p>
-    <w:p>
-      <w:r>
         <w:drawing>
           <wp:inline xmlns:a="http://schemas.openxmlformats.org/drawingml/2006/main" xmlns:pic="http://schemas.openxmlformats.org/drawingml/2006/picture">
-            <wp:extent cx="6096000" cy="4720828"/>
+            <wp:extent cx="6096000" cy="4572000"/>
             <wp:docPr id="2" name="Picture 2"/>
             <wp:cNvGraphicFramePr>
               <a:graphicFrameLocks noChangeAspect="1"/>
@@ -650,7 +560,7 @@
                   <pic:spPr>
                     <a:xfrm>
                       <a:off x="0" y="0"/>
-                      <a:ext cx="6096000" cy="4720828"/>
+                      <a:ext cx="6096000" cy="4572000"/>
                     </a:xfrm>
                     <a:prstGeom prst="rect"/>
                   </pic:spPr>
@@ -672,14 +582,14 @@
         <w:rPr>
           <w:lang w:val="zh_TW" w:bidi="zh_TW"/>
         </w:rPr>
-        <w:t>沙鼠 (Pixabay)</w:t>
+        <w:t>田鼠 (© Evan James Shymko (Wikimedia Commons))</w:t>
       </w:r>
       <w:r>
         <w:rPr>
           <w:b/>
           <w:lang w:val="zh_TW" w:bidi="zh_TW"/>
         </w:rPr>
-        <w:t>巴勒斯坦沙鼠</w:t>
+        <w:t>黎凡特田鼠</w:t>
       </w:r>
       <w:r>
         <w:rPr>
@@ -692,20 +602,20 @@
           <w:i/>
           <w:lang w:val="zh_TW" w:bidi="zh_TW"/>
         </w:rPr>
-        <w:t>Gerbillus andersoni allenbyi</w:t>
-      </w:r>
-      <w:r>
-        <w:rPr>
-          <w:lang w:val="zh_TW" w:bidi="zh_TW"/>
-        </w:rPr>
-        <w:t xml:space="preserve"> ）：沙鼠和跳鼠非常相似，但體型較小。受到驚嚇時，沙鼠的移動非常之快，每一下跳躍可達3米（10英呎）遠。但從嚴格意義上來說，沙鼠並不是鼠。</w:t>
+        <w:t>Microtus socialis guentheri</w:t>
+      </w:r>
+      <w:r>
+        <w:rPr>
+          <w:lang w:val="zh_TW" w:bidi="zh_TW"/>
+        </w:rPr>
+        <w:t xml:space="preserve"> ）：田鼠與小老鼠的區別很小，只是頰齒的形狀不同，因此對於大多數人來說，兩者看起來就是老鼠。田鼠的身體較小，毛呈灰褐色，肚子為淺白色，以草莖及小麥、大麥等穀物的莖稈為食。田鼠在白天和晚上都很活躍，每次活動約兩三個小時，每天吃的食物有自己的體重那麼多，甚至更多。田鼠每年最多可產16窩仔，一窩多達12隻。因此，在食物充足並且有掩護物來躲避食肉動物的季節裡，田鼠的數量會暴增，對農作物構成非常嚴重的威脅。在所有鼠類中，田鼠是最具破壞性的。</w:t>
       </w:r>
     </w:p>
     <w:p>
       <w:r>
         <w:drawing>
           <wp:inline xmlns:a="http://schemas.openxmlformats.org/drawingml/2006/main" xmlns:pic="http://schemas.openxmlformats.org/drawingml/2006/picture">
-            <wp:extent cx="6096000" cy="4324350"/>
+            <wp:extent cx="6096000" cy="3449320"/>
             <wp:docPr id="3" name="Picture 3"/>
             <wp:cNvGraphicFramePr>
               <a:graphicFrameLocks noChangeAspect="1"/>
@@ -726,6 +636,158 @@
                   <pic:spPr>
                     <a:xfrm>
                       <a:off x="0" y="0"/>
+                      <a:ext cx="6096000" cy="3449320"/>
+                    </a:xfrm>
+                    <a:prstGeom prst="rect"/>
+                  </pic:spPr>
+                </pic:pic>
+              </a:graphicData>
+            </a:graphic>
+          </wp:inline>
+        </w:drawing>
+      </w:r>
+    </w:p>
+    <w:p>
+      <w:pPr/>
+      <w:r>
+        <w:rPr>
+          <w:lang w:val="zh_TW" w:bidi="zh_TW"/>
+        </w:rPr>
+      </w:r>
+      <w:r>
+        <w:rPr>
+          <w:lang w:val="zh_TW" w:bidi="zh_TW"/>
+        </w:rPr>
+        <w:t>跳鼠 (© Elias Neideck (Wikimedia Commons))</w:t>
+      </w:r>
+      <w:r>
+        <w:rPr>
+          <w:b/>
+          <w:lang w:val="zh_TW" w:bidi="zh_TW"/>
+        </w:rPr>
+        <w:t>埃及小跳鼠</w:t>
+      </w:r>
+      <w:r>
+        <w:rPr>
+          <w:lang w:val="zh_TW" w:bidi="zh_TW"/>
+        </w:rPr>
+        <w:t xml:space="preserve"> （學名</w:t>
+      </w:r>
+      <w:r>
+        <w:rPr>
+          <w:i/>
+          <w:lang w:val="zh_TW" w:bidi="zh_TW"/>
+        </w:rPr>
+        <w:t>Jaculus jaculus</w:t>
+      </w:r>
+      <w:r>
+        <w:rPr>
+          <w:lang w:val="zh_TW" w:bidi="zh_TW"/>
+        </w:rPr>
+        <w:t xml:space="preserve"> ）：這個學名的意思是「跳躍者」。跳鼠比大多數老鼠略大，後腿很長，前腿很短；像袋鼠那樣跳躍，甚至被（錯誤地）稱為「袋鼠鼠」。跳鼠的尾巴很長，末端有一簇毛，用來在跳躍時保持平衡。牠們生活在沙漠和半沙漠地區，身體也呈沙色。跳鼠只在晚上活動，眼睛和耳朵都很大，以彌補夜間活動的困難。牠們以種子為食，可以長時間不喝水。</w:t>
+      </w:r>
+    </w:p>
+    <w:p>
+      <w:r>
+        <w:drawing>
+          <wp:inline xmlns:a="http://schemas.openxmlformats.org/drawingml/2006/main" xmlns:pic="http://schemas.openxmlformats.org/drawingml/2006/picture">
+            <wp:extent cx="6096000" cy="4720828"/>
+            <wp:docPr id="4" name="Picture 4"/>
+            <wp:cNvGraphicFramePr>
+              <a:graphicFrameLocks noChangeAspect="1"/>
+            </wp:cNvGraphicFramePr>
+            <a:graphic>
+              <a:graphicData uri="http://schemas.openxmlformats.org/drawingml/2006/picture">
+                <pic:pic>
+                  <pic:nvPicPr>
+                    <pic:cNvPr id="0" name="image.jpg"/>
+                    <pic:cNvPicPr/>
+                  </pic:nvPicPr>
+                  <pic:blipFill>
+                    <a:blip r:embed="rId23"/>
+                    <a:stretch>
+                      <a:fillRect/>
+                    </a:stretch>
+                  </pic:blipFill>
+                  <pic:spPr>
+                    <a:xfrm>
+                      <a:off x="0" y="0"/>
+                      <a:ext cx="6096000" cy="4720828"/>
+                    </a:xfrm>
+                    <a:prstGeom prst="rect"/>
+                  </pic:spPr>
+                </pic:pic>
+              </a:graphicData>
+            </a:graphic>
+          </wp:inline>
+        </w:drawing>
+      </w:r>
+    </w:p>
+    <w:p>
+      <w:pPr/>
+      <w:r>
+        <w:rPr>
+          <w:lang w:val="zh_TW" w:bidi="zh_TW"/>
+        </w:rPr>
+      </w:r>
+      <w:r>
+        <w:rPr>
+          <w:lang w:val="zh_TW" w:bidi="zh_TW"/>
+        </w:rPr>
+        <w:t>沙鼠 (Pixabay)</w:t>
+      </w:r>
+      <w:r>
+        <w:rPr>
+          <w:b/>
+          <w:lang w:val="zh_TW" w:bidi="zh_TW"/>
+        </w:rPr>
+        <w:t>巴勒斯坦沙鼠</w:t>
+      </w:r>
+      <w:r>
+        <w:rPr>
+          <w:lang w:val="zh_TW" w:bidi="zh_TW"/>
+        </w:rPr>
+        <w:t xml:space="preserve"> （學名</w:t>
+      </w:r>
+      <w:r>
+        <w:rPr>
+          <w:i/>
+          <w:lang w:val="zh_TW" w:bidi="zh_TW"/>
+        </w:rPr>
+        <w:t>Gerbillus andersoni allenbyi</w:t>
+      </w:r>
+      <w:r>
+        <w:rPr>
+          <w:lang w:val="zh_TW" w:bidi="zh_TW"/>
+        </w:rPr>
+        <w:t xml:space="preserve"> ）：沙鼠和跳鼠非常相似，但體型較小。受到驚嚇時，沙鼠的移動非常之快，每一下跳躍可達3米（10英呎）遠。但從嚴格意義上來說，沙鼠並不是鼠。</w:t>
+      </w:r>
+    </w:p>
+    <w:p>
+      <w:r>
+        <w:drawing>
+          <wp:inline xmlns:a="http://schemas.openxmlformats.org/drawingml/2006/main" xmlns:pic="http://schemas.openxmlformats.org/drawingml/2006/picture">
+            <wp:extent cx="6096000" cy="4324350"/>
+            <wp:docPr id="5" name="Picture 5"/>
+            <wp:cNvGraphicFramePr>
+              <a:graphicFrameLocks noChangeAspect="1"/>
+            </wp:cNvGraphicFramePr>
+            <a:graphic>
+              <a:graphicData uri="http://schemas.openxmlformats.org/drawingml/2006/picture">
+                <pic:pic>
+                  <pic:nvPicPr>
+                    <pic:cNvPr id="0" name="image.jpg"/>
+                    <pic:cNvPicPr/>
+                  </pic:nvPicPr>
+                  <pic:blipFill>
+                    <a:blip r:embed="rId24"/>
+                    <a:stretch>
+                      <a:fillRect/>
+                    </a:stretch>
+                  </pic:blipFill>
+                  <pic:spPr>
+                    <a:xfrm>
+                      <a:off x="0" y="0"/>
                       <a:ext cx="6096000" cy="4324350"/>
                     </a:xfrm>
                     <a:prstGeom prst="rect"/>
@@ -981,7 +1043,7 @@
           <w:lang w:val="zh_TW" w:bidi="zh_TW"/>
         </w:rPr>
       </w:r>
-      <w:hyperlink r:id="rId23">
+      <w:hyperlink r:id="rId25">
         <w:r>
           <w:rPr>
             <w:lang w:val="zh_TW" w:bidi="zh_TW"/>
@@ -1109,7 +1171,7 @@
         </w:rPr>
         <w:t>如果接受《七十士譯本》的文本，那就有兩種可能的解釋。如果認為這兩種瘟疫緊密聯繫，即腫塊與耗子有關，而瘟疫是黑死病，那麼，在這裡和</w:t>
       </w:r>
-      <w:hyperlink r:id="rId24">
+      <w:hyperlink r:id="rId26">
         <w:r>
           <w:rPr>
             <w:lang w:val="zh_TW" w:bidi="zh_TW"/>
